--- a/Handbook-Final-Report.docx
+++ b/Handbook-Final-Report.docx
@@ -652,7 +652,7 @@
         <w:rPr>
           <w:rFonts w:ascii="Arial" w:cs="Arial" w:eastAsia="Arial" w:hAnsi="Arial"/>
         </w:rPr>
-        <w:t xml:space="preserve">The abbreviations moved to the back of the book; the acknowledgements and a new </w:t>
+        <w:t xml:space="preserve">The abbreviations moved to the back of the book; a </w:t>
       </w:r>
       <w:r>
         <w:rPr>
@@ -666,7 +666,7 @@
         <w:rPr>
           <w:rFonts w:ascii="Arial" w:cs="Arial" w:eastAsia="Arial" w:hAnsi="Arial"/>
         </w:rPr>
-        <w:t xml:space="preserve"> list now close the preface.</w:t>
+        <w:t xml:space="preserve"> list now closes the preface; the acknowledgements were removed.</w:t>
       </w:r>
     </w:p>
     <w:p>

--- a/Handbook-Final-Report.docx
+++ b/Handbook-Final-Report.docx
@@ -319,7 +319,7 @@
         <w:rPr>
           <w:rFonts w:ascii="Arial" w:cs="Arial" w:eastAsia="Arial" w:hAnsi="Arial"/>
         </w:rPr>
-        <w:t xml:space="preserve">92 pages, B5 size, in two editions with identical content: the </w:t>
+        <w:t xml:space="preserve">96 pages, B5 size, in two editions with identical content: the </w:t>
       </w:r>
       <w:r>
         <w:rPr>
@@ -1196,6 +1196,134 @@
           <w:rFonts w:ascii="Arial" w:cs="Arial" w:eastAsia="Arial" w:hAnsi="Arial"/>
         </w:rPr>
         <w:t xml:space="preserve">: the one example tied to a recent event was replaced with a general one.</w:t>
+      </w:r>
+    </w:p>
+    <w:p>
+      <w:pPr>
+        <w:pStyle w:val="ListParagraph"/>
+        <w:numPr>
+          <w:ilvl w:val="0"/>
+          <w:numId w:val="2"/>
+        </w:numPr>
+        <w:spacing w:after="80" w:line="290"/>
+      </w:pPr>
+      <w:r>
+        <w:rPr>
+          <w:rFonts w:ascii="Arial" w:cs="Arial" w:eastAsia="Arial" w:hAnsi="Arial"/>
+          <w:b/>
+          <w:bCs/>
+        </w:rPr>
+        <w:t xml:space="preserve">Two one-page guides</w:t>
+      </w:r>
+      <w:r>
+        <w:rPr>
+          <w:rFonts w:ascii="Arial" w:cs="Arial" w:eastAsia="Arial" w:hAnsi="Arial"/>
+        </w:rPr>
+        <w:t xml:space="preserve">: </w:t>
+      </w:r>
+      <w:r>
+        <w:rPr>
+          <w:rFonts w:ascii="Arial" w:cs="Arial" w:eastAsia="Arial" w:hAnsi="Arial"/>
+          <w:b/>
+          <w:bCs/>
+        </w:rPr>
+        <w:t xml:space="preserve">The translator’s workflow</w:t>
+      </w:r>
+      <w:r>
+        <w:rPr>
+          <w:rFonts w:ascii="Arial" w:cs="Arial" w:eastAsia="Arial" w:hAnsi="Arial"/>
+        </w:rPr>
+        <w:t xml:space="preserve"> (end of Part 1: seven steps, each linked to its chapter, with Do and Don’t boxes) and </w:t>
+      </w:r>
+      <w:r>
+        <w:rPr>
+          <w:rFonts w:ascii="Arial" w:cs="Arial" w:eastAsia="Arial" w:hAnsi="Arial"/>
+          <w:b/>
+          <w:bCs/>
+        </w:rPr>
+        <w:t xml:space="preserve">When in doubt</w:t>
+      </w:r>
+      <w:r>
+        <w:rPr>
+          <w:rFonts w:ascii="Arial" w:cs="Arial" w:eastAsia="Arial" w:hAnsi="Arial"/>
+        </w:rPr>
+        <w:t xml:space="preserve"> (before the closing section: what to do with an unknown word, two possible translations, or an answer from an AI tool).</w:t>
+      </w:r>
+    </w:p>
+    <w:p>
+      <w:pPr>
+        <w:pStyle w:val="ListParagraph"/>
+        <w:numPr>
+          <w:ilvl w:val="0"/>
+          <w:numId w:val="2"/>
+        </w:numPr>
+        <w:spacing w:after="80" w:line="290"/>
+      </w:pPr>
+      <w:r>
+        <w:rPr>
+          <w:rFonts w:ascii="Arial" w:cs="Arial" w:eastAsia="Arial" w:hAnsi="Arial"/>
+          <w:b/>
+          <w:bCs/>
+        </w:rPr>
+        <w:t xml:space="preserve">Examples reviewed</w:t>
+      </w:r>
+      <w:r>
+        <w:rPr>
+          <w:rFonts w:ascii="Arial" w:cs="Arial" w:eastAsia="Arial" w:hAnsi="Arial"/>
+        </w:rPr>
+        <w:t xml:space="preserve">: every example was checked against the team’s documents and Shaikha’s notes. Team examples were kept, with their errors corrected; examples written for the handbook were kept only where they show a real translation decision, and weak ones were replaced, preferably with team examples (for example, </w:t>
+      </w:r>
+      <w:r>
+        <w:rPr>
+          <w:rFonts w:ascii="Arial" w:cs="Arial" w:eastAsia="Arial" w:hAnsi="Arial"/>
+          <w:i/>
+          <w:iCs/>
+        </w:rPr>
+        <w:t xml:space="preserve">honeymoon</w:t>
+      </w:r>
+      <w:r>
+        <w:rPr>
+          <w:rFonts w:ascii="Arial" w:cs="Arial" w:eastAsia="Arial" w:hAnsi="Arial"/>
+        </w:rPr>
+        <w:t xml:space="preserve"> and </w:t>
+      </w:r>
+      <w:r>
+        <w:rPr>
+          <w:rFonts w:ascii="Arial" w:cs="Arial" w:eastAsia="Arial" w:hAnsi="Arial"/>
+          <w:i/>
+          <w:iCs/>
+        </w:rPr>
+        <w:t xml:space="preserve">prawns and shrimps</w:t>
+      </w:r>
+      <w:r>
+        <w:rPr>
+          <w:rFonts w:ascii="Arial" w:cs="Arial" w:eastAsia="Arial" w:hAnsi="Arial"/>
+        </w:rPr>
+        <w:t xml:space="preserve"> were replaced). A short “challenge” question was added to Chapters 10, 14 and 15.</w:t>
+      </w:r>
+    </w:p>
+    <w:p>
+      <w:pPr>
+        <w:pStyle w:val="ListParagraph"/>
+        <w:numPr>
+          <w:ilvl w:val="0"/>
+          <w:numId w:val="2"/>
+        </w:numPr>
+        <w:spacing w:after="80" w:line="290"/>
+      </w:pPr>
+      <w:r>
+        <w:rPr>
+          <w:rFonts w:ascii="Arial" w:cs="Arial" w:eastAsia="Arial" w:hAnsi="Arial"/>
+          <w:b/>
+          <w:bCs/>
+        </w:rPr>
+        <w:t xml:space="preserve">Rules framed as tendencies</w:t>
+      </w:r>
+      <w:r>
+        <w:rPr>
+          <w:rFonts w:ascii="Arial" w:cs="Arial" w:eastAsia="Arial" w:hAnsi="Arial"/>
+        </w:rPr>
+        <w:t xml:space="preserve">: statements such as “prefer a verbal sentence” and “use Modern Standard Arabic” now read as general tendencies that the text type, audience and purpose can change; where a term has two Arabic equivalents, the glossary gives the preferred one first.</w:t>
       </w:r>
     </w:p>
     <w:p>

--- a/Handbook-Final-Report.docx
+++ b/Handbook-Final-Report.docx
@@ -319,7 +319,7 @@
         <w:rPr>
           <w:rFonts w:ascii="Arial" w:cs="Arial" w:eastAsia="Arial" w:hAnsi="Arial"/>
         </w:rPr>
-        <w:t xml:space="preserve">96 pages, B5 size, in two editions with identical content: the </w:t>
+        <w:t xml:space="preserve">98 pages, B5 size, in two editions with identical content: the </w:t>
       </w:r>
       <w:r>
         <w:rPr>
@@ -1300,6 +1300,82 @@
           <w:rFonts w:ascii="Arial" w:cs="Arial" w:eastAsia="Arial" w:hAnsi="Arial"/>
         </w:rPr>
         <w:t xml:space="preserve"> were replaced). A short “challenge” question was added to Chapters 10, 14 and 15.</w:t>
+      </w:r>
+    </w:p>
+    <w:p>
+      <w:pPr>
+        <w:pStyle w:val="ListParagraph"/>
+        <w:numPr>
+          <w:ilvl w:val="0"/>
+          <w:numId w:val="2"/>
+        </w:numPr>
+        <w:spacing w:after="80" w:line="290"/>
+      </w:pPr>
+      <w:r>
+        <w:rPr>
+          <w:rFonts w:ascii="Arial" w:cs="Arial" w:eastAsia="Arial" w:hAnsi="Arial"/>
+          <w:b/>
+          <w:bCs/>
+        </w:rPr>
+        <w:t xml:space="preserve">Publication review, second round</w:t>
+      </w:r>
+      <w:r>
+        <w:rPr>
+          <w:rFonts w:ascii="Arial" w:cs="Arial" w:eastAsia="Arial" w:hAnsi="Arial"/>
+        </w:rPr>
+        <w:t xml:space="preserve">: free translation in Chapter 11 is now taught as too literal → natural → too free, using the team’s example; the three types of equivalence (Chapter 10) are presented as this handbook’s framework, not a fixed order; the Chapter 9 proverb list was trimmed; Chapters 15–17, 20, 22, 25 and 27 were reworded where a statement was too absolute (for example “regime”, machine translation, and the choice of Arabic variety in subtitles); subtitle conventions are marked as conventions, not rules; answers are headed “Check your answers”; the AI statement on the copyright page now says that content selection, translation decisions, checking and approval were the team’s responsibility.</w:t>
+      </w:r>
+    </w:p>
+    <w:p>
+      <w:pPr>
+        <w:pStyle w:val="ListParagraph"/>
+        <w:numPr>
+          <w:ilvl w:val="0"/>
+          <w:numId w:val="2"/>
+        </w:numPr>
+        <w:spacing w:after="80" w:line="290"/>
+      </w:pPr>
+      <w:r>
+        <w:rPr>
+          <w:rFonts w:ascii="Arial" w:cs="Arial" w:eastAsia="Arial" w:hAnsi="Arial"/>
+          <w:b/>
+          <w:bCs/>
+        </w:rPr>
+        <w:t xml:space="preserve">Two more one-page guides</w:t>
+      </w:r>
+      <w:r>
+        <w:rPr>
+          <w:rFonts w:ascii="Arial" w:cs="Arial" w:eastAsia="Arial" w:hAnsi="Arial"/>
+        </w:rPr>
+        <w:t xml:space="preserve">: a </w:t>
+      </w:r>
+      <w:r>
+        <w:rPr>
+          <w:rFonts w:ascii="Arial" w:cs="Arial" w:eastAsia="Arial" w:hAnsi="Arial"/>
+          <w:b/>
+          <w:bCs/>
+        </w:rPr>
+        <w:t xml:space="preserve">Translation quality checklist</w:t>
+      </w:r>
+      <w:r>
+        <w:rPr>
+          <w:rFonts w:ascii="Arial" w:cs="Arial" w:eastAsia="Arial" w:hAnsi="Arial"/>
+        </w:rPr>
+        <w:t xml:space="preserve"> at the end of Part 8, and </w:t>
+      </w:r>
+      <w:r>
+        <w:rPr>
+          <w:rFonts w:ascii="Arial" w:cs="Arial" w:eastAsia="Arial" w:hAnsi="Arial"/>
+          <w:b/>
+          <w:bCs/>
+        </w:rPr>
+        <w:t xml:space="preserve">Put it all together</w:t>
+      </w:r>
+      <w:r>
+        <w:rPr>
+          <w:rFonts w:ascii="Arial" w:cs="Arial" w:eastAsia="Arial" w:hAnsi="Arial"/>
+        </w:rPr>
+        <w:t xml:space="preserve">, a final translation task after Chapter 27 that takes one short press release through every step of the book.</w:t>
       </w:r>
     </w:p>
     <w:p>
@@ -12634,6 +12710,56 @@
           <w:color w:val="C00000"/>
         </w:rPr>
         <w:t xml:space="preserve">Check the ten “Did you know?” facts against a reference work (dates, numbers and names) before printing.</w:t>
+      </w:r>
+    </w:p>
+    <w:p>
+      <w:pPr>
+        <w:pStyle w:val="ListParagraph"/>
+        <w:numPr>
+          <w:ilvl w:val="0"/>
+          <w:numId w:val="2"/>
+        </w:numPr>
+        <w:spacing w:after="80" w:line="290"/>
+      </w:pPr>
+      <w:r>
+        <w:rPr>
+          <w:rFonts w:ascii="Arial" w:cs="Arial" w:eastAsia="Arial" w:hAnsi="Arial"/>
+          <w:color w:val="C00000"/>
+        </w:rPr>
+        <w:t xml:space="preserve">Find a published source for the Arabic dubbing of </w:t>
+      </w:r>
+      <w:r>
+        <w:rPr>
+          <w:rFonts w:ascii="Arial" w:cs="Arial" w:eastAsia="Arial" w:hAnsi="Arial"/>
+          <w:i/>
+          <w:iCs/>
+          <w:color w:val="C00000"/>
+        </w:rPr>
+        <w:t xml:space="preserve">The Simpsons</w:t>
+      </w:r>
+      <w:r>
+        <w:rPr>
+          <w:rFonts w:ascii="Arial" w:cs="Arial" w:eastAsia="Arial" w:hAnsi="Arial"/>
+          <w:color w:val="C00000"/>
+        </w:rPr>
+        <w:t xml:space="preserve"> (Chapter 26), or replace the example.</w:t>
+      </w:r>
+    </w:p>
+    <w:p>
+      <w:pPr>
+        <w:pStyle w:val="ListParagraph"/>
+        <w:numPr>
+          <w:ilvl w:val="0"/>
+          <w:numId w:val="2"/>
+        </w:numPr>
+        <w:spacing w:after="80" w:line="290"/>
+      </w:pPr>
+      <w:r>
+        <w:rPr>
+          <w:rFonts w:ascii="Arial" w:cs="Arial" w:eastAsia="Arial" w:hAnsi="Arial"/>
+          <w:color w:val="C00000"/>
+        </w:rPr>
+        <w:t xml:space="preserve">Ask a native Arabic specialist to check every Arabic equivalent in the glossary and the chapters, and to confirm the preferred terms.</w:t>
       </w:r>
     </w:p>
     <w:p>

--- a/Handbook-Final-Report.docx
+++ b/Handbook-Final-Report.docx
@@ -12743,6 +12743,39 @@
           <w:color w:val="C00000"/>
         </w:rPr>
         <w:t xml:space="preserve"> (Chapter 26), or replace the example.</w:t>
+      </w:r>
+    </w:p>
+    <w:p>
+      <w:pPr>
+        <w:pStyle w:val="ListParagraph"/>
+        <w:numPr>
+          <w:ilvl w:val="0"/>
+          <w:numId w:val="2"/>
+        </w:numPr>
+        <w:spacing w:after="80" w:line="290"/>
+      </w:pPr>
+      <w:r>
+        <w:rPr>
+          <w:rFonts w:ascii="Arial" w:cs="Arial" w:eastAsia="Arial" w:hAnsi="Arial"/>
+          <w:color w:val="C00000"/>
+        </w:rPr>
+        <w:t xml:space="preserve">Give the author, publisher and year of </w:t>
+      </w:r>
+      <w:r>
+        <w:rPr>
+          <w:rFonts w:ascii="Arial" w:cs="Arial" w:eastAsia="Arial" w:hAnsi="Arial"/>
+          <w:i/>
+          <w:iCs/>
+          <w:color w:val="C00000"/>
+        </w:rPr>
+        <w:t xml:space="preserve">Muʿjam al-taʿābīr al-iṣṭilāḥiyya al-Kuwaytiyya al-muqārana</w:t>
+      </w:r>
+      <w:r>
+        <w:rPr>
+          <w:rFonts w:ascii="Arial" w:cs="Arial" w:eastAsia="Arial" w:hAnsi="Arial"/>
+          <w:color w:val="C00000"/>
+        </w:rPr>
+        <w:t xml:space="preserve"> (the Kuwaiti expressions dictionary used in Chapters 9, 15 and 27), and confirm who shared it with the team.</w:t>
       </w:r>
     </w:p>
     <w:p>

--- a/Handbook-Final-Report.docx
+++ b/Handbook-Final-Report.docx
@@ -1324,6 +1324,100 @@
           <w:rFonts w:ascii="Arial" w:cs="Arial" w:eastAsia="Arial" w:hAnsi="Arial"/>
         </w:rPr>
         <w:t xml:space="preserve">: free translation in Chapter 11 is now taught as too literal → natural → too free, using the team’s example; the three types of equivalence (Chapter 10) are presented as this handbook’s framework, not a fixed order; the Chapter 9 proverb list was trimmed; Chapters 15–17, 20, 22, 25 and 27 were reworded where a statement was too absolute (for example “regime”, machine translation, and the choice of Arabic variety in subtitles); subtitle conventions are marked as conventions, not rules; answers are headed “Check your answers”; the AI statement on the copyright page now says that content selection, translation decisions, checking and approval were the team’s responsibility.</w:t>
+      </w:r>
+    </w:p>
+    <w:p>
+      <w:pPr>
+        <w:pStyle w:val="ListParagraph"/>
+        <w:numPr>
+          <w:ilvl w:val="0"/>
+          <w:numId w:val="2"/>
+        </w:numPr>
+        <w:spacing w:after="80" w:line="290"/>
+      </w:pPr>
+      <w:r>
+        <w:rPr>
+          <w:rFonts w:ascii="Arial" w:cs="Arial" w:eastAsia="Arial" w:hAnsi="Arial"/>
+          <w:b/>
+          <w:bCs/>
+        </w:rPr>
+        <w:t xml:space="preserve">Third round</w:t>
+      </w:r>
+      <w:r>
+        <w:rPr>
+          <w:rFonts w:ascii="Arial" w:cs="Arial" w:eastAsia="Arial" w:hAnsi="Arial"/>
+        </w:rPr>
+        <w:t xml:space="preserve">: every Try it now opens with a line explaining its purpose; the Chapter 7 exercise explains how context decides the meaning; Genre is now </w:t>
+      </w:r>
+      <w:r>
+        <w:rPr>
+          <w:rFonts w:ascii="Arial" w:cs="Arial" w:hAnsi="Arial"/>
+          <w:szCs w:val="23"/>
+          <w:rtl/>
+        </w:rPr>
+        <w:t xml:space="preserve">نوع النص</w:t>
+      </w:r>
+      <w:r>
+        <w:rPr>
+          <w:rFonts w:ascii="Arial" w:cs="Arial" w:eastAsia="Arial" w:hAnsi="Arial"/>
+        </w:rPr>
+        <w:t xml:space="preserve"> and Ideology </w:t>
+      </w:r>
+      <w:r>
+        <w:rPr>
+          <w:rFonts w:ascii="Arial" w:cs="Arial" w:hAnsi="Arial"/>
+          <w:szCs w:val="23"/>
+          <w:rtl/>
+        </w:rPr>
+        <w:t xml:space="preserve">المنظومة الفكرية (الأيديولوجيا)</w:t>
+      </w:r>
+      <w:r>
+        <w:rPr>
+          <w:rFonts w:ascii="Arial" w:cs="Arial" w:eastAsia="Arial" w:hAnsi="Arial"/>
+        </w:rPr>
+        <w:t xml:space="preserve">; two Arabic equivalents are joined with </w:t>
+      </w:r>
+      <w:r>
+        <w:rPr>
+          <w:rFonts w:ascii="Arial" w:cs="Arial" w:hAnsi="Arial"/>
+          <w:szCs w:val="23"/>
+          <w:rtl/>
+        </w:rPr>
+        <w:t xml:space="preserve">أو</w:t>
+      </w:r>
+      <w:r>
+        <w:rPr>
+          <w:rFonts w:ascii="Arial" w:cs="Arial" w:eastAsia="Arial" w:hAnsi="Arial"/>
+        </w:rPr>
+        <w:t xml:space="preserve">; the subtitling examples are now famous film lines, cited: </w:t>
+      </w:r>
+      <w:r>
+        <w:rPr>
+          <w:rFonts w:ascii="Arial" w:cs="Arial" w:eastAsia="Arial" w:hAnsi="Arial"/>
+          <w:i/>
+          <w:iCs/>
+        </w:rPr>
+        <w:t xml:space="preserve">The Godfather</w:t>
+      </w:r>
+      <w:r>
+        <w:rPr>
+          <w:rFonts w:ascii="Arial" w:cs="Arial" w:eastAsia="Arial" w:hAnsi="Arial"/>
+        </w:rPr>
+        <w:t xml:space="preserve"> (condensing through Arabic syntax) and </w:t>
+      </w:r>
+      <w:r>
+        <w:rPr>
+          <w:rFonts w:ascii="Arial" w:cs="Arial" w:eastAsia="Arial" w:hAnsi="Arial"/>
+          <w:i/>
+          <w:iCs/>
+        </w:rPr>
+        <w:t xml:space="preserve">Gone with the Wind</w:t>
+      </w:r>
+      <w:r>
+        <w:rPr>
+          <w:rFonts w:ascii="Arial" w:cs="Arial" w:eastAsia="Arial" w:hAnsi="Arial"/>
+        </w:rPr>
+        <w:t xml:space="preserve"> (softening strong language); Kuwaiti expressions from the Kuwaiti expressions dictionary were added to Chapters 9, 15 and 27.</w:t>
       </w:r>
     </w:p>
     <w:p>

--- a/Handbook-Final-Report.docx
+++ b/Handbook-Final-Report.docx
@@ -652,21 +652,7 @@
         <w:rPr>
           <w:rFonts w:ascii="Arial" w:cs="Arial" w:eastAsia="Arial" w:hAnsi="Arial"/>
         </w:rPr>
-        <w:t xml:space="preserve">The abbreviations moved to the back of the book; a </w:t>
-      </w:r>
-      <w:r>
-        <w:rPr>
-          <w:rFonts w:ascii="Arial" w:cs="Arial" w:eastAsia="Arial" w:hAnsi="Arial"/>
-          <w:b/>
-          <w:bCs/>
-        </w:rPr>
-        <w:t xml:space="preserve">Contributors</w:t>
-      </w:r>
-      <w:r>
-        <w:rPr>
-          <w:rFonts w:ascii="Arial" w:cs="Arial" w:eastAsia="Arial" w:hAnsi="Arial"/>
-        </w:rPr>
-        <w:t xml:space="preserve"> list now closes the preface; the acknowledgements were removed.</w:t>
+        <w:t xml:space="preserve">The abbreviations moved to the back of the book; the acknowledgements and the Contributors list were removed from this draft; contributors will be credited in the final version.</w:t>
       </w:r>
     </w:p>
     <w:p>

--- a/Handbook-Final-Report.docx
+++ b/Handbook-Final-Report.docx
@@ -1310,6 +1310,58 @@
           <w:rFonts w:ascii="Arial" w:cs="Arial" w:eastAsia="Arial" w:hAnsi="Arial"/>
         </w:rPr>
         <w:t xml:space="preserve">: free translation in Chapter 11 is now taught as too literal → natural → too free, using the team’s example; the three types of equivalence (Chapter 10) are presented as this handbook’s framework, not a fixed order; the Chapter 9 proverb list was trimmed; Chapters 15–17, 20, 22, 25 and 27 were reworded where a statement was too absolute (for example “regime”, machine translation, and the choice of Arabic variety in subtitles); subtitle conventions are marked as conventions, not rules; answers are headed “Check your answers”; the AI statement on the copyright page now says that content selection, translation decisions, checking and approval were the team’s responsibility.</w:t>
+      </w:r>
+    </w:p>
+    <w:p>
+      <w:pPr>
+        <w:pStyle w:val="ListParagraph"/>
+        <w:numPr>
+          <w:ilvl w:val="0"/>
+          <w:numId w:val="2"/>
+        </w:numPr>
+        <w:spacing w:after="80" w:line="290"/>
+      </w:pPr>
+      <w:r>
+        <w:rPr>
+          <w:rFonts w:ascii="Arial" w:cs="Arial" w:eastAsia="Arial" w:hAnsi="Arial"/>
+          <w:b/>
+          <w:bCs/>
+        </w:rPr>
+        <w:t xml:space="preserve">Start here</w:t>
+      </w:r>
+      <w:r>
+        <w:rPr>
+          <w:rFonts w:ascii="Arial" w:cs="Arial" w:eastAsia="Arial" w:hAnsi="Arial"/>
+        </w:rPr>
+        <w:t xml:space="preserve">: the opening example is now a real translation decision from a news report (</w:t>
+      </w:r>
+      <w:r>
+        <w:rPr>
+          <w:rFonts w:ascii="Arial" w:cs="Arial" w:eastAsia="Arial" w:hAnsi="Arial"/>
+          <w:i/>
+          <w:iCs/>
+        </w:rPr>
+        <w:t xml:space="preserve">The minister stopped short of ruling out further measures.</w:t>
+      </w:r>
+      <w:r>
+        <w:rPr>
+          <w:rFonts w:ascii="Arial" w:cs="Arial" w:eastAsia="Arial" w:hAnsi="Arial"/>
+        </w:rPr>
+        <w:t xml:space="preserve"> → </w:t>
+      </w:r>
+      <w:r>
+        <w:rPr>
+          <w:rFonts w:ascii="Arial" w:cs="Arial" w:hAnsi="Arial"/>
+          <w:szCs w:val="23"/>
+          <w:rtl/>
+        </w:rPr>
+        <w:t xml:space="preserve">لم يستبعد الوزير اتخاذ مزيد من الإجراءات</w:t>
+      </w:r>
+      <w:r>
+        <w:rPr>
+          <w:rFonts w:ascii="Arial" w:cs="Arial" w:eastAsia="Arial" w:hAnsi="Arial"/>
+        </w:rPr>
+        <w:t xml:space="preserve">), instead of a simple sign.</w:t>
       </w:r>
     </w:p>
     <w:p>

--- a/Handbook-Final-Report.docx
+++ b/Handbook-Final-Report.docx
@@ -1341,7 +1341,7 @@
           <w:i/>
           <w:iCs/>
         </w:rPr>
-        <w:t xml:space="preserve">The minister stopped short of ruling out further measures.</w:t>
+        <w:t xml:space="preserve">The government came under pressure to reconsider the decision.</w:t>
       </w:r>
       <w:r>
         <w:rPr>
@@ -1355,7 +1355,7 @@
           <w:szCs w:val="23"/>
           <w:rtl/>
         </w:rPr>
-        <w:t xml:space="preserve">لم يستبعد الوزير اتخاذ مزيد من الإجراءات</w:t>
+        <w:t xml:space="preserve">تعرّضت الحكومة لضغوط لإعادة النظر في القرار</w:t>
       </w:r>
       <w:r>
         <w:rPr>
